--- a/Project-ERP-Implementation-Consultant/docs/Week3_Data_Migration_and_Integration_Testing.docx
+++ b/Project-ERP-Implementation-Consultant/docs/Week3_Data_Migration_and_Integration_Testing.docx
@@ -649,7 +649,7 @@
                 <w:color w:val="263238"/>
                 <w:sz w:val="16"/>
               </w:rPr>
-              <w:t>Create PO for approved supplier/material; route approval; post receipt against PO.</w:t>
+              <w:t>Create PO for approved supplier/material; post receipt against PO.</w:t>
             </w:r>
           </w:p>
         </w:tc>
@@ -670,7 +670,7 @@
                 <w:color w:val="263238"/>
                 <w:sz w:val="16"/>
               </w:rPr>
-              <w:t>3 tests pass.</w:t>
+              <w:t>2 tests pass.</w:t>
             </w:r>
           </w:p>
         </w:tc>
@@ -691,7 +691,7 @@
                 <w:color w:val="263238"/>
                 <w:sz w:val="16"/>
               </w:rPr>
-              <w:t>Receipt retains PO reference, material and UOM; role separation is verified.</w:t>
+              <w:t>Receipt retains PO reference, material and UOM.</w:t>
             </w:r>
           </w:p>
         </w:tc>
@@ -759,7 +759,7 @@
                 <w:color w:val="263238"/>
                 <w:sz w:val="16"/>
               </w:rPr>
-              <w:t>One unit mapping and one blank target unit fail; duplicate is held.</w:t>
+              <w:t>One duplicate check passes; two seeded unit/balance exceptions fail.</w:t>
             </w:r>
           </w:p>
         </w:tc>
@@ -846,7 +846,7 @@
                 <w:color w:val="263238"/>
                 <w:sz w:val="16"/>
               </w:rPr>
-              <w:t>3 tests pass.</w:t>
+              <w:t>4 tests pass.</w:t>
             </w:r>
           </w:p>
         </w:tc>
@@ -935,7 +935,7 @@
                 <w:color w:val="263238"/>
                 <w:sz w:val="16"/>
               </w:rPr>
-              <w:t>2 tests pass.</w:t>
+              <w:t>1 test passes.</w:t>
             </w:r>
           </w:p>
         </w:tc>

--- a/Project-ERP-Implementation-Consultant/docs/Week3_Data_Migration_and_Integration_Testing.docx
+++ b/Project-ERP-Implementation-Consultant/docs/Week3_Data_Migration_and_Integration_Testing.docx
@@ -91,6 +91,11 @@
       </w:pPr>
       <w:r>
         <w:t>2. Sample dataset and mapping rules</w:t>
+      </w:r>
+    </w:p>
+    <w:p>
+      <w:r>
+        <w:t>The accompanying five-row source extract is available as data/week3_sample_legacy_materials.csv. It contains four unique active materials and the repeated legacy key SRC-M005, which remains quarantined pending owner review.</w:t>
       </w:r>
     </w:p>
     <w:tbl>
@@ -484,6 +489,42 @@
                     <a:xfrm>
                       <a:off x="0" y="0"/>
                       <a:ext cx="6126480" cy="1531620"/>
+                    </a:xfrm>
+                    <a:prstGeom prst="rect"/>
+                  </pic:spPr>
+                </pic:pic>
+              </a:graphicData>
+            </a:graphic>
+          </wp:inline>
+        </w:drawing>
+      </w:r>
+    </w:p>
+    <w:p>
+      <w:r>
+        <w:drawing>
+          <wp:inline xmlns:a="http://schemas.openxmlformats.org/drawingml/2006/main" xmlns:pic="http://schemas.openxmlformats.org/drawingml/2006/picture">
+            <wp:extent cx="6126480" cy="3185770"/>
+            <wp:docPr id="2" name="Picture 2"/>
+            <wp:cNvGraphicFramePr>
+              <a:graphicFrameLocks noChangeAspect="1"/>
+            </wp:cNvGraphicFramePr>
+            <a:graphic>
+              <a:graphicData uri="http://schemas.openxmlformats.org/drawingml/2006/picture">
+                <pic:pic>
+                  <pic:nvPicPr>
+                    <pic:cNvPr id="0" name="week3_migration_exception_mockup.png"/>
+                    <pic:cNvPicPr/>
+                  </pic:nvPicPr>
+                  <pic:blipFill>
+                    <a:blip r:embed="rId12"/>
+                    <a:stretch>
+                      <a:fillRect/>
+                    </a:stretch>
+                  </pic:blipFill>
+                  <pic:spPr>
+                    <a:xfrm>
+                      <a:off x="0" y="0"/>
+                      <a:ext cx="6126480" cy="3185770"/>
                     </a:xfrm>
                     <a:prstGeom prst="rect"/>
                   </pic:spPr>
